--- a/boarding-mentors/downloads/boarding-mentor-reference-handbook.docx
+++ b/boarding-mentors/downloads/boarding-mentor-reference-handbook.docx
@@ -55,7 +55,7 @@
     </w:p>
     <w:p>
       <w:r>
-        <w:t>The source is Inspired South Africa Boarding Mentors Standards, Staff Handbook and Code of Practice, Version 1.1, July 2026. It requires legal, HR, safeguarding, nursing and health-and-safety specialist review before formal adoption. This companion does not confirm that approval has occurred and is not legal or clinical advice.</w:t>
+        <w:t>The source is Inspired South Africa Boarding Mentors Standards, Staff Handbook and Code of Practice, Version 1.1, July 2026.</w:t>
       </w:r>
     </w:p>
     <w:p>
